--- a/TOC/Lab_index_TOC.docx
+++ b/TOC/Lab_index_TOC.docx
@@ -11,7 +11,6 @@
         <w:tblCellMar>
           <w:top w:w="13" w:type="dxa"/>
           <w:left w:w="107" w:type="dxa"/>
-          <w:bottom w:w="0" w:type="dxa"/>
           <w:right w:w="107" w:type="dxa"/>
         </w:tblCellMar>
         <w:tblLook w:val="04A0" w:firstRow="1" w:lastRow="0" w:firstColumn="1" w:lastColumn="0" w:noHBand="0" w:noVBand="1"/>
@@ -400,7 +399,39 @@
                 <w:b w:val="0"/>
                 <w:bCs/>
               </w:rPr>
-              <w:t>{a, b} in which each string end with abb. Trace the string baaa, aababababb and show the respective output.</w:t>
+              <w:t xml:space="preserve">{a, b} in which each string end with abb. Trace the string </w:t>
+            </w:r>
+            <w:proofErr w:type="spellStart"/>
+            <w:r>
+              <w:rPr>
+                <w:b w:val="0"/>
+                <w:bCs/>
+              </w:rPr>
+              <w:t>baaa</w:t>
+            </w:r>
+            <w:proofErr w:type="spellEnd"/>
+            <w:r>
+              <w:rPr>
+                <w:b w:val="0"/>
+                <w:bCs/>
+              </w:rPr>
+              <w:t xml:space="preserve">, </w:t>
+            </w:r>
+            <w:proofErr w:type="spellStart"/>
+            <w:r>
+              <w:rPr>
+                <w:b w:val="0"/>
+                <w:bCs/>
+              </w:rPr>
+              <w:t>aababababb</w:t>
+            </w:r>
+            <w:proofErr w:type="spellEnd"/>
+            <w:r>
+              <w:rPr>
+                <w:b w:val="0"/>
+                <w:bCs/>
+              </w:rPr>
+              <w:t xml:space="preserve"> and show the respective output.</w:t>
             </w:r>
           </w:p>
         </w:tc>
@@ -496,21 +527,7 @@
                 <w:b w:val="0"/>
                 <w:bCs/>
               </w:rPr>
-              <w:t xml:space="preserve">By using JFLAP, </w:t>
-            </w:r>
-            <w:r>
-              <w:rPr>
-                <w:b w:val="0"/>
-                <w:bCs/>
-              </w:rPr>
-              <w:t>d</w:t>
-            </w:r>
-            <w:r>
-              <w:rPr>
-                <w:b w:val="0"/>
-                <w:bCs/>
-              </w:rPr>
-              <w:t xml:space="preserve">esign a DFA for the language of string over </w:t>
+              <w:t xml:space="preserve">By using JFLAP, design a DFA for the language of string over </w:t>
             </w:r>
           </w:p>
           <w:p>
@@ -527,35 +544,39 @@
                 <w:b w:val="0"/>
                 <w:bCs/>
               </w:rPr>
-              <w:t>{a, b} in which each string</w:t>
-            </w:r>
-            <w:r>
-              <w:rPr>
-                <w:b w:val="0"/>
-                <w:bCs/>
-              </w:rPr>
-              <w:t xml:space="preserve"> start</w:t>
-            </w:r>
-            <w:r>
-              <w:rPr>
-                <w:b w:val="0"/>
-                <w:bCs/>
-              </w:rPr>
-              <w:t xml:space="preserve"> with </w:t>
-            </w:r>
-            <w:r>
-              <w:rPr>
-                <w:b w:val="0"/>
-                <w:bCs/>
-              </w:rPr>
-              <w:t>baa</w:t>
-            </w:r>
-            <w:r>
-              <w:rPr>
-                <w:b w:val="0"/>
-                <w:bCs/>
-              </w:rPr>
-              <w:t>. Trace the string baaa, aababababb and show the respective output.</w:t>
+              <w:t xml:space="preserve">{a, b} in which each string start with baa. Trace the string </w:t>
+            </w:r>
+            <w:proofErr w:type="spellStart"/>
+            <w:r>
+              <w:rPr>
+                <w:b w:val="0"/>
+                <w:bCs/>
+              </w:rPr>
+              <w:t>baaa</w:t>
+            </w:r>
+            <w:proofErr w:type="spellEnd"/>
+            <w:r>
+              <w:rPr>
+                <w:b w:val="0"/>
+                <w:bCs/>
+              </w:rPr>
+              <w:t xml:space="preserve">, </w:t>
+            </w:r>
+            <w:proofErr w:type="spellStart"/>
+            <w:r>
+              <w:rPr>
+                <w:b w:val="0"/>
+                <w:bCs/>
+              </w:rPr>
+              <w:t>aababababb</w:t>
+            </w:r>
+            <w:proofErr w:type="spellEnd"/>
+            <w:r>
+              <w:rPr>
+                <w:b w:val="0"/>
+                <w:bCs/>
+              </w:rPr>
+              <w:t xml:space="preserve"> and show the respective output.</w:t>
             </w:r>
           </w:p>
         </w:tc>
@@ -778,7 +799,25 @@
                 <w:b w:val="0"/>
                 <w:bCs/>
               </w:rPr>
-              <w:t xml:space="preserve"> program for DFA accepting the string over {a,b} such that string does not end with ab.</w:t>
+              <w:t xml:space="preserve"> program for DFA accepting the string over {</w:t>
+            </w:r>
+            <w:proofErr w:type="spellStart"/>
+            <w:proofErr w:type="gramStart"/>
+            <w:r>
+              <w:rPr>
+                <w:b w:val="0"/>
+                <w:bCs/>
+              </w:rPr>
+              <w:t>a,b</w:t>
+            </w:r>
+            <w:proofErr w:type="spellEnd"/>
+            <w:proofErr w:type="gramEnd"/>
+            <w:r>
+              <w:rPr>
+                <w:b w:val="0"/>
+                <w:bCs/>
+              </w:rPr>
+              <w:t>} such that string does not end with ab.</w:t>
             </w:r>
           </w:p>
         </w:tc>
@@ -1185,7 +1224,64 @@
                 <w:b w:val="0"/>
                 <w:bCs/>
               </w:rPr>
-              <w:t>PDA for L={a^n b^n : n&gt;=1}</w:t>
+              <w:t>PDA for L</w:t>
+            </w:r>
+            <w:proofErr w:type="gramStart"/>
+            <w:r>
+              <w:rPr>
+                <w:b w:val="0"/>
+                <w:bCs/>
+              </w:rPr>
+              <w:t>={</w:t>
+            </w:r>
+            <w:proofErr w:type="spellStart"/>
+            <w:proofErr w:type="gramEnd"/>
+            <w:r>
+              <w:rPr>
+                <w:b w:val="0"/>
+                <w:bCs/>
+              </w:rPr>
+              <w:t>a^n</w:t>
+            </w:r>
+            <w:proofErr w:type="spellEnd"/>
+            <w:r>
+              <w:rPr>
+                <w:b w:val="0"/>
+                <w:bCs/>
+              </w:rPr>
+              <w:t xml:space="preserve"> </w:t>
+            </w:r>
+            <w:proofErr w:type="spellStart"/>
+            <w:r>
+              <w:rPr>
+                <w:b w:val="0"/>
+                <w:bCs/>
+              </w:rPr>
+              <w:t>b^</w:t>
+            </w:r>
+            <w:proofErr w:type="gramStart"/>
+            <w:r>
+              <w:rPr>
+                <w:b w:val="0"/>
+                <w:bCs/>
+              </w:rPr>
+              <w:t>n</w:t>
+            </w:r>
+            <w:proofErr w:type="spellEnd"/>
+            <w:r>
+              <w:rPr>
+                <w:b w:val="0"/>
+                <w:bCs/>
+              </w:rPr>
+              <w:t xml:space="preserve"> :</w:t>
+            </w:r>
+            <w:proofErr w:type="gramEnd"/>
+            <w:r>
+              <w:rPr>
+                <w:b w:val="0"/>
+                <w:bCs/>
+              </w:rPr>
+              <w:t xml:space="preserve"> n&gt;=1}</w:t>
             </w:r>
             <w:r>
               <w:rPr>
@@ -1289,7 +1385,48 @@
                 <w:b w:val="0"/>
                 <w:bCs/>
               </w:rPr>
-              <w:t>TM for L={a^n b^n | n&gt;=1}</w:t>
+              <w:t>TM for L</w:t>
+            </w:r>
+            <w:proofErr w:type="gramStart"/>
+            <w:r>
+              <w:rPr>
+                <w:b w:val="0"/>
+                <w:bCs/>
+              </w:rPr>
+              <w:t>={</w:t>
+            </w:r>
+            <w:proofErr w:type="spellStart"/>
+            <w:proofErr w:type="gramEnd"/>
+            <w:r>
+              <w:rPr>
+                <w:b w:val="0"/>
+                <w:bCs/>
+              </w:rPr>
+              <w:t>a^n</w:t>
+            </w:r>
+            <w:proofErr w:type="spellEnd"/>
+            <w:r>
+              <w:rPr>
+                <w:b w:val="0"/>
+                <w:bCs/>
+              </w:rPr>
+              <w:t xml:space="preserve"> </w:t>
+            </w:r>
+            <w:proofErr w:type="spellStart"/>
+            <w:r>
+              <w:rPr>
+                <w:b w:val="0"/>
+                <w:bCs/>
+              </w:rPr>
+              <w:t>b^n</w:t>
+            </w:r>
+            <w:proofErr w:type="spellEnd"/>
+            <w:r>
+              <w:rPr>
+                <w:b w:val="0"/>
+                <w:bCs/>
+              </w:rPr>
+              <w:t xml:space="preserve"> | n&gt;=1}</w:t>
             </w:r>
             <w:r>
               <w:rPr>
